--- a/docs/data-migration-user-guide.docx
+++ b/docs/data-migration-user-guide.docx
@@ -3482,7 +3482,7 @@
           <w:bCs/>
           <w:b/>
         </w:rPr>
-        <w:t xml:space="preserve">Museum (Spectrum):</w:t>
+        <w:t xml:space="preserve">Museum (Collections Procedures):</w:t>
       </w:r>
       <w:r>
         <w:t xml:space="preserve"> </w:t>
@@ -4046,7 +4046,7 @@
               <w:jc w:val="left"/>
             </w:pPr>
             <w:r>
-              <w:t xml:space="preserve">Spectrum 5.1</w:t>
+              <w:t xml:space="preserve">Collections Procedures</w:t>
             </w:r>
           </w:p>
         </w:tc>
@@ -4640,7 +4640,7 @@
         <w:t xml:space="preserve">“</w:t>
       </w:r>
       <w:r>
-        <w:t xml:space="preserve">Museum (Spectrum 5.1)</w:t>
+        <w:t xml:space="preserve">Museum (Collections Procedures)</w:t>
       </w:r>
       <w:r>
         <w:t xml:space="preserve">”</w:t>
@@ -4870,13 +4870,13 @@
       </w:r>
     </w:p>
     <w:bookmarkEnd w:id="54"/>
-    <w:bookmarkStart w:id="55" w:name="museum-import-spectrum"/>
+    <w:bookmarkStart w:id="55" w:name="museum-import-collections-procedures"/>
     <w:p>
       <w:pPr>
         <w:pStyle w:val="Heading3"/>
       </w:pPr>
       <w:r>
-        <w:t xml:space="preserve">Museum Import (Spectrum)</w:t>
+        <w:t xml:space="preserve">Museum Import (Collections Procedures)</w:t>
       </w:r>
     </w:p>
     <w:p>
@@ -5627,7 +5627,7 @@
               <w:jc w:val="left"/>
             </w:pPr>
             <w:r>
-              <w:t xml:space="preserve">Spectrum objects with materials, techniques, locations</w:t>
+              <w:t xml:space="preserve">Collections Procedures objects with materials, techniques, locations</w:t>
             </w:r>
           </w:p>
         </w:tc>
@@ -5958,7 +5958,7 @@
         <w:t xml:space="preserve"> </w:t>
       </w:r>
       <w:r>
-        <w:t xml:space="preserve">- Spectrum-compliant field names</w:t>
+        <w:t xml:space="preserve">- Collections Procedures-compliant field names</w:t>
       </w:r>
       <w:r>
         <w:t xml:space="preserve"> </w:t>
@@ -7710,7 +7710,7 @@
         <w:rPr>
           <w:rStyle w:val="CommentTok"/>
         </w:rPr>
-        <w:t xml:space="preserve"># Museum (Spectrum)</w:t>
+        <w:t xml:space="preserve"># Museum (collections procedures)</w:t>
       </w:r>
       <w:r>
         <w:br/>
@@ -10235,7 +10235,7 @@
               <w:jc w:val="left"/>
             </w:pPr>
             <w:r>
-              <w:t xml:space="preserve">Universal validation framework, sector-specific validators (ISAD-G, Spectrum, MARC/RDA, CCO, Dublin Core), sector CLI import tasks, validation-only mode, sample CSV files, mapping profile export/import</w:t>
+              <w:t xml:space="preserve">Universal validation framework, sector-specific validators (ISAD-G, Collections Procedures, MARC/RDA, CCO, Dublin Core), sector CLI import tasks, validation-only mode, sample CSV files, mapping profile export/import</w:t>
             </w:r>
           </w:p>
         </w:tc>
